--- a/Appendix.docx
+++ b/Appendix.docx
@@ -17548,8 +17548,6 @@
                 <m:r>
                   <w:rPr>
                     <w:rFonts w:ascii="Cambria Math" w:hAnsi="Cambria Math"/>
-                    <w:i/>
-                    <w:iCs/>
                   </w:rPr>
                   <w:br/>
                 </m:r>
@@ -21008,10 +21006,7 @@
         <w:t xml:space="preserve">D.1 </w:t>
       </w:r>
       <w:r>
-        <w:t>MHTB Tank</w:t>
-      </w:r>
-      <w:r>
-        <w:t xml:space="preserve"> insulation properties</w:t>
+        <w:t>MHTB Tank insulation properties</w:t>
       </w:r>
     </w:p>
     <w:p>
@@ -27966,10 +27961,7 @@
         <w:t>.</w:t>
       </w:r>
       <w:r>
-        <w:t xml:space="preserve"> </w:t>
-      </w:r>
-      <w:r>
-        <w:t xml:space="preserve">MHTB and Stochl tank </w:t>
+        <w:t xml:space="preserve"> MHTB and Stochl tank </w:t>
       </w:r>
       <w:r>
         <w:t xml:space="preserve">liquid hydrogen fill </w:t>
@@ -28480,6 +28472,95 @@
           <w:noProof/>
         </w:rPr>
         <w:drawing>
+          <wp:inline distT="0" distB="0" distL="0" distR="0" wp14:anchorId="612146C3" wp14:editId="46DB6870">
+            <wp:extent cx="5972810" cy="3255645"/>
+            <wp:effectExtent l="0" t="0" r="0" b="0"/>
+            <wp:docPr id="468894437" name="Picture 1"/>
+            <wp:cNvGraphicFramePr>
+              <a:graphicFrameLocks xmlns:a="http://schemas.openxmlformats.org/drawingml/2006/main" noChangeAspect="1"/>
+            </wp:cNvGraphicFramePr>
+            <a:graphic xmlns:a="http://schemas.openxmlformats.org/drawingml/2006/main">
+              <a:graphicData uri="http://schemas.openxmlformats.org/drawingml/2006/picture">
+                <pic:pic xmlns:pic="http://schemas.openxmlformats.org/drawingml/2006/picture">
+                  <pic:nvPicPr>
+                    <pic:cNvPr id="468894437" name="Picture 468894437"/>
+                    <pic:cNvPicPr/>
+                  </pic:nvPicPr>
+                  <pic:blipFill>
+                    <a:blip r:embed="rId16" cstate="print">
+                      <a:extLst>
+                        <a:ext uri="{28A0092B-C50C-407E-A947-70E740481C1C}">
+                          <a14:useLocalDpi xmlns:a14="http://schemas.microsoft.com/office/drawing/2010/main" val="0"/>
+                        </a:ext>
+                      </a:extLst>
+                    </a:blip>
+                    <a:stretch>
+                      <a:fillRect/>
+                    </a:stretch>
+                  </pic:blipFill>
+                  <pic:spPr>
+                    <a:xfrm>
+                      <a:off x="0" y="0"/>
+                      <a:ext cx="5972810" cy="3255645"/>
+                    </a:xfrm>
+                    <a:prstGeom prst="rect">
+                      <a:avLst/>
+                    </a:prstGeom>
+                  </pic:spPr>
+                </pic:pic>
+              </a:graphicData>
+            </a:graphic>
+          </wp:inline>
+        </w:drawing>
+      </w:r>
+    </w:p>
+    <w:p>
+      <w:pPr>
+        <w:pStyle w:val="Caption"/>
+      </w:pPr>
+      <w:r>
+        <w:t xml:space="preserve">Figure </w:t>
+      </w:r>
+      <w:fldSimple w:instr=" SEQ Figure \* ARABIC ">
+        <w:r>
+          <w:rPr>
+            <w:noProof/>
+          </w:rPr>
+          <w:t>9</w:t>
+        </w:r>
+      </w:fldSimple>
+      <w:r>
+        <w:t>.</w:t>
+      </w:r>
+      <w:r>
+        <w:t xml:space="preserve"> </w:t>
+      </w:r>
+      <w:r>
+        <w:t>MHTB tank foam temperature with increasing foam thickness</w:t>
+      </w:r>
+      <w:r>
+        <w:t xml:space="preserve"> at 50 </w:t>
+      </w:r>
+      <w:proofErr w:type="spellStart"/>
+      <w:r>
+        <w:t>hr</w:t>
+      </w:r>
+      <w:proofErr w:type="spellEnd"/>
+      <w:r>
+        <w:t xml:space="preserve"> </w:t>
+      </w:r>
+    </w:p>
+    <w:p>
+      <w:pPr>
+        <w:pStyle w:val="BodyText"/>
+        <w:keepNext/>
+      </w:pPr>
+      <w:r>
+        <w:rPr>
+          <w:noProof/>
+        </w:rPr>
+        <w:lastRenderedPageBreak/>
+        <w:drawing>
           <wp:inline distT="0" distB="0" distL="0" distR="0" wp14:anchorId="5A7D294C" wp14:editId="2F30B6D1">
             <wp:extent cx="5972810" cy="3275330"/>
             <wp:effectExtent l="0" t="0" r="0" b="0"/>
@@ -28495,7 +28576,7 @@
                     <pic:cNvPicPr/>
                   </pic:nvPicPr>
                   <pic:blipFill>
-                    <a:blip r:embed="rId16">
+                    <a:blip r:embed="rId17">
                       <a:extLst>
                         <a:ext uri="{28A0092B-C50C-407E-A947-70E740481C1C}">
                           <a14:useLocalDpi xmlns:a14="http://schemas.microsoft.com/office/drawing/2010/main" val="0"/>
@@ -28527,18 +28608,12 @@
         <w:pStyle w:val="Caption"/>
       </w:pPr>
       <w:r>
-        <w:rPr>
-          <w:lang w:val="fr-MA"/>
-        </w:rPr>
         <w:t xml:space="preserve">Figure </w:t>
       </w:r>
       <w:r>
         <w:fldChar w:fldCharType="begin"/>
       </w:r>
       <w:r>
-        <w:rPr>
-          <w:lang w:val="fr-MA"/>
-        </w:rPr>
         <w:instrText xml:space="preserve"> SEQ Figure \* ARABIC </w:instrText>
       </w:r>
       <w:r>
@@ -28547,17 +28622,13 @@
       <w:r>
         <w:rPr>
           <w:noProof/>
-          <w:lang w:val="fr-MA"/>
         </w:rPr>
-        <w:t>9</w:t>
+        <w:t>10</w:t>
       </w:r>
       <w:r>
         <w:fldChar w:fldCharType="end"/>
       </w:r>
       <w:r>
-        <w:rPr>
-          <w:lang w:val="fr-MA"/>
-        </w:rPr>
         <w:t xml:space="preserve">. </w:t>
       </w:r>
       <w:r>
@@ -28618,7 +28689,7 @@
                     <pic:cNvPicPr/>
                   </pic:nvPicPr>
                   <pic:blipFill>
-                    <a:blip r:embed="rId17" cstate="print">
+                    <a:blip r:embed="rId18" cstate="print">
                       <a:extLst>
                         <a:ext uri="{28A0092B-C50C-407E-A947-70E740481C1C}">
                           <a14:useLocalDpi xmlns:a14="http://schemas.microsoft.com/office/drawing/2010/main" val="0"/>
@@ -28657,7 +28728,7 @@
           <w:rPr>
             <w:noProof/>
           </w:rPr>
-          <w:t>10</w:t>
+          <w:t>11</w:t>
         </w:r>
       </w:fldSimple>
       <w:r>
@@ -29746,6 +29817,7 @@
   <w:style w:type="character" w:default="1" w:styleId="DefaultParagraphFont">
     <w:name w:val="Default Paragraph Font"/>
     <w:uiPriority w:val="1"/>
+    <w:semiHidden/>
     <w:unhideWhenUsed/>
   </w:style>
   <w:style w:type="table" w:default="1" w:styleId="TableNormal">
@@ -30833,7 +30905,10 @@
   </w:compat>
   <w:rsids>
     <w:rsidRoot w:val="008C52D0"/>
+    <w:rsid w:val="007E720B"/>
     <w:rsid w:val="008C52D0"/>
+    <w:rsid w:val="00A3267D"/>
+    <w:rsid w:val="00A40B43"/>
     <w:rsid w:val="00AD1FB0"/>
     <w:rsid w:val="00FF0117"/>
   </w:rsids>
